--- a/dist/submission_v2/P4_Singapore_MIR_EN.docx
+++ b/dist/submission_v2/P4_Singapore_MIR_EN.docx
@@ -248,6 +248,42 @@
       </w:r>
       <w:r>
         <w:t xml:space="preserve">internationalization–performance relationship; digital adoption; technological capability; export intensity; labour productivity; Singapore</w:t>
+      </w:r>
+    </w:p>
+    <w:p>
+      <w:pPr>
+        <w:pStyle w:val="BodyText"/>
+      </w:pPr>
+      <w:r>
+        <w:rPr>
+          <w:bCs/>
+          <w:b/>
+        </w:rPr>
+        <w:t xml:space="preserve">JEL Classification:</w:t>
+      </w:r>
+      <w:r>
+        <w:t xml:space="preserve"> </w:t>
+      </w:r>
+      <w:r>
+        <w:t xml:space="preserve">F23; O33; D22; L25; O53.</w:t>
+      </w:r>
+    </w:p>
+    <w:p>
+      <w:pPr>
+        <w:pStyle w:val="BodyText"/>
+      </w:pPr>
+      <w:r>
+        <w:rPr>
+          <w:bCs/>
+          <w:b/>
+        </w:rPr>
+        <w:t xml:space="preserve">Paper type:</w:t>
+      </w:r>
+      <w:r>
+        <w:t xml:space="preserve"> </w:t>
+      </w:r>
+      <w:r>
+        <w:t xml:space="preserve">Research paper.</w:t>
       </w:r>
     </w:p>
     <w:bookmarkEnd w:id="24"/>

--- a/dist/submission_v2/P4_Singapore_MIR_EN.docx
+++ b/dist/submission_v2/P4_Singapore_MIR_EN.docx
@@ -2126,7 +2126,24 @@
         <w:t xml:space="preserve"> </w:t>
       </w:r>
       <w:r>
-        <w:t xml:space="preserve">No instrument satisfying the exclusion restriction for export participation is available in the single-wave WBES Singapore design. A reduced-form sensitivity check estimates a first-stage probit of export participation on observable firm characteristics (age, log size, sector fixed effects, WBES sampling stratum) and adds the resulting inverse Mills ratio (IMR) as a covariate to the M8 specification. The IMR coefficient (β = 0.264, SE = 0.138, t = 1.92, p = .055) is just above the .05 threshold, indicating mild selection at the extensive margin of export participation. The key DAI × FSTS² interaction (H3 amplification) and the TCI coefficient are not materially altered (|Δ| &lt; 0.02 in each case), confirming that the conditional-scaling mechanism is robust to this selection adjustment. Consistent with Wolfolds and Siegel (2019), the OLS estimates are reported as the primary specification with the caveat that selection on unobservables cannot be fully excluded from the single-wave cross-sectional design.</w:t>
+        <w:t xml:space="preserve">No instrument satisfying the exclusion restriction for export participation is available in the single-wave WBES Singapore design. A reduced-form sensitivity check estimates a first-stage probit of export participation on observable firm characteristics (age, log size, sector fixed effects, WBES sampling stratum) and adds the resulting inverse Mills ratio (IMR) as a covariate to the M8 specification. The IMR coefficient (</w:t>
+      </w:r>
+      <m:oMath>
+        <m:r>
+          <m:t>β</m:t>
+        </m:r>
+        <m:r>
+          <m:rPr>
+            <m:sty m:val="p"/>
+          </m:rPr>
+          <m:t>=</m:t>
+        </m:r>
+        <m:r>
+          <m:t>0.264</m:t>
+        </m:r>
+      </m:oMath>
+      <w:r>
+        <w:t xml:space="preserve">, SE = 0.138, t = 1.92, p = .055) is just above the .05 threshold, indicating mild selection at the extensive margin of export participation. The key DAI × FSTS² interaction (H3 amplification) and the TCI coefficient are not materially altered (|Δ| &lt; 0.02 in each case), confirming that the conditional-scaling mechanism is robust to this selection adjustment. Consistent with Wolfolds and Siegel (2019), the OLS estimates are reported as the primary specification with the caveat that selection on unobservables cannot be fully excluded from the single-wave cross-sectional design.</w:t>
       </w:r>
     </w:p>
     <w:p>
@@ -2474,7 +2491,30 @@
         <w:pStyle w:val="FirstParagraph"/>
       </w:pPr>
       <w:r>
-        <w:t xml:space="preserve">In the baseline quadratic specification (Model M2), the linear FSTS term is positive and statistically significant (β = +2.652, SE = 0.691, p &lt; .001), whereas the squared term is negative (β = −1.705, SE = 0.931, p = .068). The fitted curve therefore implies a turning point in the upper tail of the export-intensity distribution, near FSTS = 82% on the original scale, but that point is imprecisely located and falls in a sparsely populated region of the data. The 5,000-replication bootstrap recovers an inverted-U shape frequently (96.3% of replications), yet the corresponding 95% percentile confidence interval for the turning point is wide ([53%, 253%]), and the Lind–Mehlum test does not formally confirm a conventional inverted-U at conventional significance levels (p = .303). This null is itself an informative positive result: Singapore's DAI distribution is concentrated at the high end, approximately 67% of firms report website presence and Tier 2 e-payment adoption is widespread, leaving insufficient distributional spread to formally identify the right-side decline within the observable FSTS range. In a digitally mature economy where Tier 1–2 coordination tools are widely diffused, the attenuation of the classic coordination-cost mechanism is consistent with the saturation hypothesis underlying H3 rather than constituting a failure of the inverted-U framework. The interpretive force of this null is sharpened by an equivalence-test framing (Lakens, Scheel, &amp; Isager, 2018): with the observed FSTS range bounded essentially at the 70th percentile of the distribution, the L–M test is statistically underpowered to distinguish "no inverted-U" from "inverted-U whose right-side decline has been pushed into the unobserved upper tail." Under both hypotheses the data are consistent with a predominantly positive monotonic association across the supported range; what equivalence framing rules out is only the strong claim of a firmly identified inverted-U</w:t>
+        <w:t xml:space="preserve">In the baseline quadratic specification (Model M2), the linear FSTS term is positive and statistically significant (β = +2.652, SE = 0.691, p &lt; .001), whereas the squared term is negative (</w:t>
+      </w:r>
+      <m:oMath>
+        <m:r>
+          <m:t>β</m:t>
+        </m:r>
+        <m:r>
+          <m:rPr>
+            <m:sty m:val="p"/>
+          </m:rPr>
+          <m:t>=</m:t>
+        </m:r>
+        <m:r>
+          <m:rPr>
+            <m:sty m:val="p"/>
+          </m:rPr>
+          <m:t>−</m:t>
+        </m:r>
+        <m:r>
+          <m:t>1.705</m:t>
+        </m:r>
+      </m:oMath>
+      <w:r>
+        <w:t xml:space="preserve">, SE = 0.931, p = .068). The fitted curve therefore implies a turning point in the upper tail of the export-intensity distribution, near FSTS = 82% on the original scale, but that point is imprecisely located and falls in a sparsely populated region of the data. The 5,000-replication bootstrap recovers an inverted-U shape frequently (96.3% of replications), yet the corresponding 95% percentile confidence interval for the turning point is wide ([53%, 253%]), and the Lind–Mehlum test does not formally confirm a conventional inverted-U at conventional significance levels (p = .303). This null is itself an informative positive result: Singapore's DAI distribution is concentrated at the high end, approximately 67% of firms report website presence and Tier 2 e-payment adoption is widespread, leaving insufficient distributional spread to formally identify the right-side decline within the observable FSTS range. In a digitally mature economy where Tier 1–2 coordination tools are widely diffused, the attenuation of the classic coordination-cost mechanism is consistent with the saturation hypothesis underlying H3 rather than constituting a failure of the inverted-U framework. The interpretive force of this null is sharpened by an equivalence-test framing (Lakens, Scheel, &amp; Isager, 2018): with the observed FSTS range bounded essentially at the 70th percentile of the distribution, the L–M test is statistically underpowered to distinguish "no inverted-U" from "inverted-U whose right-side decline has been pushed into the unobserved upper tail." Under both hypotheses the data are consistent with a predominantly positive monotonic association across the supported range; what equivalence framing rules out is only the strong claim of a firmly identified inverted-U</w:t>
       </w:r>
       <w:r>
         <w:t xml:space="preserve"> </w:t>
@@ -2505,13 +2545,47 @@
         <w:pStyle w:val="FirstParagraph"/>
       </w:pPr>
       <w:r>
-        <w:t xml:space="preserve">The direct-effect model for technological capability (Model M5) indicates that TCI is positively associated with labour productivity (β = 0.168, SE = 0.040, p &lt; .001). Model fit also improves relative to the quadratic baseline, with R² rising from 0.178 in Model M2 to 0.199 in Model M5. This pattern supports the view that technological capability raises the firm’s productivity base rather than simply proxying for export intensity.</w:t>
-      </w:r>
-      <w:r>
-        <w:t xml:space="preserve"> </w:t>
-      </w:r>
-      <w:r>
-        <w:t xml:space="preserve">In the supplementary TCI-moderation specification (Model M3), the direct TCI coefficient remains positive and significant (β = 0.188, p &lt; .001), but the interaction terms involving FSTS and squared FSTS are jointly insignificant. Because the absence of moderation cannot be inferred from non-significance alone, the evidence is better read as supporting an intercept-dominant interpretation of the TCI association rather than as a definitive demonstration that curvature moderation is exactly zero. Taken together, the evidence is more consistent with an intercept-dominant reading of the TCI association than with a clearly identified moderation channel in the internationalization–performance relationship. This is also the most coherent reading for hypothesis development, because it preserves the distinction between internal capability depth and export-contingent digital complementarity.</w:t>
+        <w:t xml:space="preserve">The direct-effect model for technological capability (Model M5) indicates that TCI is positively associated with labour productivity (</w:t>
+      </w:r>
+      <m:oMath>
+        <m:r>
+          <m:t>β</m:t>
+        </m:r>
+        <m:r>
+          <m:rPr>
+            <m:sty m:val="p"/>
+          </m:rPr>
+          <m:t>=</m:t>
+        </m:r>
+        <m:r>
+          <m:t>0.168</m:t>
+        </m:r>
+      </m:oMath>
+      <w:r>
+        <w:t xml:space="preserve">, SE = 0.040, p &lt; .001). Model fit also improves relative to the quadratic baseline, with R² rising from 0.178 in Model M2 to 0.199 in Model M5. This pattern supports the view that technological capability raises the firm’s productivity base rather than simply proxying for export intensity.</w:t>
+      </w:r>
+      <w:r>
+        <w:t xml:space="preserve"> </w:t>
+      </w:r>
+      <w:r>
+        <w:t xml:space="preserve">In the supplementary TCI-moderation specification (Model M3), the direct TCI coefficient remains positive and significant (</w:t>
+      </w:r>
+      <m:oMath>
+        <m:r>
+          <m:t>β</m:t>
+        </m:r>
+        <m:r>
+          <m:rPr>
+            <m:sty m:val="p"/>
+          </m:rPr>
+          <m:t>=</m:t>
+        </m:r>
+        <m:r>
+          <m:t>0.188</m:t>
+        </m:r>
+      </m:oMath>
+      <w:r>
+        <w:t xml:space="preserve">, p &lt; .001), but the interaction terms involving FSTS and squared FSTS are jointly insignificant. Because the absence of moderation cannot be inferred from non-significance alone, the evidence is better read as supporting an intercept-dominant interpretation of the TCI association rather than as a definitive demonstration that curvature moderation is exactly zero. Taken together, the evidence is more consistent with an intercept-dominant reading of the TCI association than with a clearly identified moderation channel in the internationalization–performance relationship. This is also the most coherent reading for hypothesis development, because it preserves the distinction between internal capability depth and export-contingent digital complementarity.</w:t>
       </w:r>
     </w:p>
     <w:bookmarkEnd w:id="54"/>
@@ -2529,7 +2603,47 @@
         <w:pStyle w:val="FirstParagraph"/>
       </w:pPr>
       <w:r>
-        <w:t xml:space="preserve">In the direct-effect model for digital adoption (Model M6), DAI is positively associated with labour productivity (β = 0.104, SE = 0.038, p = .007). However, once TCI is included alongside DAI in Model M7, the DAI coefficient attenuates to β = 0.077 and remains statistically significant but attenuated (p = .048), suggesting partial overlap in the average-firm heterogeneity captured by the two constructs. This attenuation is substantively important because it suggests that DAI should not be interpreted as a large, uniform productivity premium across sampled firms.</w:t>
+        <w:t xml:space="preserve">In the direct-effect model for digital adoption (Model M6), DAI is positively associated with labour productivity (</w:t>
+      </w:r>
+      <m:oMath>
+        <m:r>
+          <m:t>β</m:t>
+        </m:r>
+        <m:r>
+          <m:rPr>
+            <m:sty m:val="p"/>
+          </m:rPr>
+          <m:t>=</m:t>
+        </m:r>
+        <m:r>
+          <m:t>0.104</m:t>
+        </m:r>
+      </m:oMath>
+      <w:r>
+        <w:t xml:space="preserve">, SE = 0.038, p = .007). However, once TCI is included alongside DAI in Model M7, the DAI coefficient attenuates to</w:t>
+      </w:r>
+      <w:r>
+        <w:t xml:space="preserve"> </w:t>
+      </w:r>
+      <m:oMath>
+        <m:r>
+          <m:t>β</m:t>
+        </m:r>
+        <m:r>
+          <m:rPr>
+            <m:sty m:val="p"/>
+          </m:rPr>
+          <m:t>=</m:t>
+        </m:r>
+        <m:r>
+          <m:t>0.077</m:t>
+        </m:r>
+      </m:oMath>
+      <w:r>
+        <w:t xml:space="preserve"> </w:t>
+      </w:r>
+      <w:r>
+        <w:t xml:space="preserve">and remains statistically significant but attenuated (p = .048), suggesting partial overlap in the average-firm heterogeneity captured by the two constructs. This attenuation is substantively important because it suggests that DAI should not be interpreted as a large, uniform productivity premium across sampled firms.</w:t>
       </w:r>
       <w:r>
         <w:t xml:space="preserve"> </w:t>
@@ -4464,7 +4578,64 @@
         <w:t xml:space="preserve"> </w:t>
       </w:r>
       <w:r>
-        <w:t xml:space="preserve">The strongest evidence for DAI appears in the moderation specifications. In the full model (Model M8), the direct DAI term is small and not statistically significant (β = 0.019, p = .705), the linear interaction with FSTS is negative but does not reach conventional significance (β = −1.177, p = .083), and the quadratic interaction term is positive and statistically significant (β = 3.119, SE = 1.124, p = .005). Model M8 also produces the highest explanatory power among the main specifications, with R² = 0.211 and adjusted R² = 0.196. Read substantively, these estimates indicate that the productivity relevance of digital adoption becomes more positive at higher levels of export intensity, with the clearest signal concentrated in the high-export tail rather than distributed uniformly across the sample.</w:t>
+        <w:t xml:space="preserve">The strongest evidence for DAI appears in the moderation specifications. In the full model (Model M8), the direct DAI term is small and not statistically significant (</w:t>
+      </w:r>
+      <m:oMath>
+        <m:r>
+          <m:t>β</m:t>
+        </m:r>
+        <m:r>
+          <m:rPr>
+            <m:sty m:val="p"/>
+          </m:rPr>
+          <m:t>=</m:t>
+        </m:r>
+        <m:r>
+          <m:t>0.019</m:t>
+        </m:r>
+      </m:oMath>
+      <w:r>
+        <w:t xml:space="preserve">, p = .705), the linear interaction with FSTS is negative but does not reach conventional significance (</w:t>
+      </w:r>
+      <m:oMath>
+        <m:r>
+          <m:t>β</m:t>
+        </m:r>
+        <m:r>
+          <m:rPr>
+            <m:sty m:val="p"/>
+          </m:rPr>
+          <m:t>=</m:t>
+        </m:r>
+        <m:r>
+          <m:rPr>
+            <m:sty m:val="p"/>
+          </m:rPr>
+          <m:t>−</m:t>
+        </m:r>
+        <m:r>
+          <m:t>1.177</m:t>
+        </m:r>
+      </m:oMath>
+      <w:r>
+        <w:t xml:space="preserve">, p = .083), and the quadratic interaction term is positive and statistically significant (</w:t>
+      </w:r>
+      <m:oMath>
+        <m:r>
+          <m:t>β</m:t>
+        </m:r>
+        <m:r>
+          <m:rPr>
+            <m:sty m:val="p"/>
+          </m:rPr>
+          <m:t>=</m:t>
+        </m:r>
+        <m:r>
+          <m:t>3.119</m:t>
+        </m:r>
+      </m:oMath>
+      <w:r>
+        <w:t xml:space="preserve">, SE = 1.124, p = .005). Model M8 also produces the highest explanatory power among the main specifications, with R² = 0.211 and adjusted R² = 0.196. Read substantively, these estimates indicate that the productivity relevance of digital adoption becomes more positive at higher levels of export intensity, with the clearest signal concentrated in the high-export tail rather than distributed uniformly across the sample.</w:t>
       </w:r>
       <w:r>
         <w:t xml:space="preserve"> </w:t>
